--- a/tillsynsmail/Muorkenåive-Ássjátj N tillsynsbegäran mail.docx
+++ b/tillsynsmail/Muorkenåive-Ássjátj N tillsynsbegäran mail.docx
@@ -14,7 +14,7 @@
     </w:p>
     <w:p>
       <w:r>
-        <w:t>I det aktuella området har 31 naturvårdsarter varav 23 rödlistade arter hittats. Bland annat har tretåig hackspett (NT, T, §4)sin livsmiljö i skogen. Observera att utan dispens från Länsstyrelsen är det ett lagbrott att på något sätt skada artens livsmiljö eller ekologiska funktion i området (14 och 15 §§ artskyddsförordningen).</w:t>
+        <w:t>I det aktuella området har 38 naturvårdsarter varav 24 rödlistade arter hittats. Bland annat har tretåig hackspett (NT, T, §4)sin livsmiljö i skogen. Observera att utan dispens från Länsstyrelsen är det ett lagbrott att på något sätt skada artens livsmiljö eller ekologiska funktion i området (14 och 15 §§ artskyddsförordningen).</w:t>
       </w:r>
     </w:p>
     <w:p>

--- a/tillsynsmail/Muorkenåive-Ássjátj N tillsynsbegäran mail.docx
+++ b/tillsynsmail/Muorkenåive-Ássjátj N tillsynsbegäran mail.docx
@@ -14,7 +14,7 @@
     </w:p>
     <w:p>
       <w:r>
-        <w:t>I det aktuella området har 38 naturvårdsarter varav 24 rödlistade arter hittats. Bland annat har tretåig hackspett (NT, T, §4)sin livsmiljö i skogen. Observera att utan dispens från Länsstyrelsen är det ett lagbrott att på något sätt skada artens livsmiljö eller ekologiska funktion i området (14 och 15 §§ artskyddsförordningen).</w:t>
+        <w:t>I det aktuella området har 43 naturvårdsarter varav 28 rödlistade arter hittats. Bland annat har tretåig hackspett (NT, T, §4)sin livsmiljö i skogen. Observera att utan dispens från Länsstyrelsen är det ett lagbrott att på något sätt skada artens livsmiljö eller ekologiska funktion i området (14 och 15 §§ artskyddsförordningen).</w:t>
       </w:r>
     </w:p>
     <w:p>

--- a/tillsynsmail/Muorkenåive-Ássjátj N tillsynsbegäran mail.docx
+++ b/tillsynsmail/Muorkenåive-Ássjátj N tillsynsbegäran mail.docx
@@ -14,7 +14,7 @@
     </w:p>
     <w:p>
       <w:r>
-        <w:t>I det aktuella området har 43 naturvårdsarter varav 28 rödlistade arter hittats. Bland annat har tretåig hackspett (NT, T, §4)sin livsmiljö i skogen. Observera att utan dispens från Länsstyrelsen är det ett lagbrott att på något sätt skada artens livsmiljö eller ekologiska funktion i området (14 och 15 §§ artskyddsförordningen).</w:t>
+        <w:t>I det aktuella området har 47 naturvårdsarter varav 31 rödlistade arter hittats. Bland annat har tretåig hackspett (NT, T, §4)sin livsmiljö i skogen. Observera att utan dispens från Länsstyrelsen är det ett lagbrott att på något sätt skada artens livsmiljö eller ekologiska funktion i området (14 och 15 §§ artskyddsförordningen).</w:t>
       </w:r>
     </w:p>
     <w:p>

--- a/tillsynsmail/Muorkenåive-Ássjátj N tillsynsbegäran mail.docx
+++ b/tillsynsmail/Muorkenåive-Ássjátj N tillsynsbegäran mail.docx
@@ -14,7 +14,7 @@
     </w:p>
     <w:p>
       <w:r>
-        <w:t>I det aktuella området har 47 naturvårdsarter varav 31 rödlistade arter hittats. Bland annat har tretåig hackspett (NT, T, §4)sin livsmiljö i skogen. Observera att utan dispens från Länsstyrelsen är det ett lagbrott att på något sätt skada artens livsmiljö eller ekologiska funktion i området (14 och 15 §§ artskyddsförordningen).</w:t>
+        <w:t>I det aktuella området har 50 naturvårdsarter varav 31 rödlistade arter hittats. Bland annat har tretåig hackspett (NT, T, §4)sin livsmiljö i skogen. Observera att utan dispens från Länsstyrelsen är det ett lagbrott att på något sätt skada artens livsmiljö eller ekologiska funktion i området (14 och 15 §§ artskyddsförordningen).</w:t>
       </w:r>
     </w:p>
     <w:p>

--- a/tillsynsmail/Muorkenåive-Ássjátj N tillsynsbegäran mail.docx
+++ b/tillsynsmail/Muorkenåive-Ássjátj N tillsynsbegäran mail.docx
@@ -14,7 +14,7 @@
     </w:p>
     <w:p>
       <w:r>
-        <w:t>I det aktuella området har 50 naturvårdsarter varav 31 rödlistade arter hittats. Bland annat har tretåig hackspett (NT, T, §4)sin livsmiljö i skogen. Observera att utan dispens från Länsstyrelsen är det ett lagbrott att på något sätt skada artens livsmiljö eller ekologiska funktion i området (14 och 15 §§ artskyddsförordningen).</w:t>
+        <w:t>I det aktuella området har 57 naturvårdsarter varav 33 rödlistade arter hittats. Bland annat har tretåig hackspett (NT, T, §4)sin livsmiljö i skogen. Observera att utan dispens från Länsstyrelsen är det ett lagbrott att på något sätt skada artens livsmiljö eller ekologiska funktion i området (14 och 15 §§ artskyddsförordningen).</w:t>
       </w:r>
     </w:p>
     <w:p>

--- a/tillsynsmail/Muorkenåive-Ássjátj N tillsynsbegäran mail.docx
+++ b/tillsynsmail/Muorkenåive-Ássjátj N tillsynsbegäran mail.docx
@@ -14,7 +14,7 @@
     </w:p>
     <w:p>
       <w:r>
-        <w:t>I det aktuella området har 57 naturvårdsarter varav 33 rödlistade arter hittats. Bland annat har tretåig hackspett (NT, T, §4)sin livsmiljö i skogen. Observera att utan dispens från Länsstyrelsen är det ett lagbrott att på något sätt skada artens livsmiljö eller ekologiska funktion i området (14 och 15 §§ artskyddsförordningen).</w:t>
+        <w:t>I det aktuella området har 60 naturvårdsarter varav 34 rödlistade arter hittats. Bland annat har tretåig hackspett (NT, T, §4)sin livsmiljö i skogen. Observera att utan dispens från Länsstyrelsen är det ett lagbrott att på något sätt skada artens livsmiljö eller ekologiska funktion i området (14 och 15 §§ artskyddsförordningen).</w:t>
       </w:r>
     </w:p>
     <w:p>

--- a/tillsynsmail/Muorkenåive-Ássjátj N tillsynsbegäran mail.docx
+++ b/tillsynsmail/Muorkenåive-Ássjátj N tillsynsbegäran mail.docx
@@ -14,7 +14,7 @@
     </w:p>
     <w:p>
       <w:r>
-        <w:t>I det aktuella området har 60 naturvårdsarter varav 34 rödlistade arter hittats. Bland annat har tretåig hackspett (NT, T, §4)sin livsmiljö i skogen. Observera att utan dispens från Länsstyrelsen är det ett lagbrott att på något sätt skada artens livsmiljö eller ekologiska funktion i området (14 och 15 §§ artskyddsförordningen).</w:t>
+        <w:t>I det aktuella området har 62 naturvårdsarter varav 36 rödlistade arter hittats. Bland annat har tretåig hackspett (NT, T, §4)sin livsmiljö i skogen. Observera att utan dispens från Länsstyrelsen är det ett lagbrott att på något sätt skada artens livsmiljö eller ekologiska funktion i området (14 och 15 §§ artskyddsförordningen).</w:t>
       </w:r>
     </w:p>
     <w:p>

--- a/tillsynsmail/Muorkenåive-Ássjátj N tillsynsbegäran mail.docx
+++ b/tillsynsmail/Muorkenåive-Ássjátj N tillsynsbegäran mail.docx
@@ -14,7 +14,7 @@
     </w:p>
     <w:p>
       <w:r>
-        <w:t>I det aktuella området har 62 naturvårdsarter varav 36 rödlistade arter hittats. Bland annat har tretåig hackspett (NT, T, §4)sin livsmiljö i skogen. Observera att utan dispens från Länsstyrelsen är det ett lagbrott att på något sätt skada artens livsmiljö eller ekologiska funktion i området (14 och 15 §§ artskyddsförordningen).</w:t>
+        <w:t>I det aktuella området har 63 naturvårdsarter varav 37 rödlistade arter hittats. Bland annat har tretåig hackspett (NT, T, §4)sin livsmiljö i skogen. Observera att utan dispens från Länsstyrelsen är det ett lagbrott att på något sätt skada artens livsmiljö eller ekologiska funktion i området (14 och 15 §§ artskyddsförordningen).</w:t>
       </w:r>
     </w:p>
     <w:p>

--- a/tillsynsmail/Muorkenåive-Ássjátj N tillsynsbegäran mail.docx
+++ b/tillsynsmail/Muorkenåive-Ássjátj N tillsynsbegäran mail.docx
@@ -14,7 +14,7 @@
     </w:p>
     <w:p>
       <w:r>
-        <w:t>I det aktuella området har 63 naturvårdsarter varav 37 rödlistade arter hittats. Bland annat har tretåig hackspett (NT, T, §4)sin livsmiljö i skogen. Observera att utan dispens från Länsstyrelsen är det ett lagbrott att på något sätt skada artens livsmiljö eller ekologiska funktion i området (14 och 15 §§ artskyddsförordningen).</w:t>
+        <w:t>I det aktuella området har 64 naturvårdsarter varav 38 rödlistade arter hittats. Bland annat har tretåig hackspett (NT, T, §4)sin livsmiljö i skogen. Observera att utan dispens från Länsstyrelsen är det ett lagbrott att på något sätt skada artens livsmiljö eller ekologiska funktion i området (14 och 15 §§ artskyddsförordningen).</w:t>
       </w:r>
     </w:p>
     <w:p>

--- a/tillsynsmail/Muorkenåive-Ássjátj N tillsynsbegäran mail.docx
+++ b/tillsynsmail/Muorkenåive-Ássjátj N tillsynsbegäran mail.docx
@@ -14,7 +14,7 @@
     </w:p>
     <w:p>
       <w:r>
-        <w:t>I det aktuella området har 64 naturvårdsarter varav 38 rödlistade arter hittats. Bland annat har tretåig hackspett (NT, T, §4)sin livsmiljö i skogen. Observera att utan dispens från Länsstyrelsen är det ett lagbrott att på något sätt skada artens livsmiljö eller ekologiska funktion i området (14 och 15 §§ artskyddsförordningen).</w:t>
+        <w:t>I det aktuella området har 63 naturvårdsarter varav 38 rödlistade arter hittats. Bland annat har tretåig hackspett (NT, T, §4)sin livsmiljö i skogen. Observera att utan dispens från Länsstyrelsen är det ett lagbrott att på något sätt skada artens livsmiljö eller ekologiska funktion i området (14 och 15 §§ artskyddsförordningen).</w:t>
       </w:r>
     </w:p>
     <w:p>

--- a/tillsynsmail/Muorkenåive-Ássjátj N tillsynsbegäran mail.docx
+++ b/tillsynsmail/Muorkenåive-Ássjátj N tillsynsbegäran mail.docx
@@ -14,7 +14,7 @@
     </w:p>
     <w:p>
       <w:r>
-        <w:t>I det aktuella området har 63 naturvårdsarter varav 38 rödlistade arter hittats. Bland annat har tretåig hackspett (NT, T, §4)sin livsmiljö i skogen. Observera att utan dispens från Länsstyrelsen är det ett lagbrott att på något sätt skada artens livsmiljö eller ekologiska funktion i området (14 och 15 §§ artskyddsförordningen).</w:t>
+        <w:t>I det aktuella området har 65 naturvårdsarter varav 39 rödlistade arter hittats. Bland annat har tretåig hackspett (NT, T, §4)sin livsmiljö i skogen. Observera att utan dispens från Länsstyrelsen är det ett lagbrott att på något sätt skada artens livsmiljö eller ekologiska funktion i området (14 och 15 §§ artskyddsförordningen).</w:t>
       </w:r>
     </w:p>
     <w:p>

--- a/tillsynsmail/Muorkenåive-Ássjátj N tillsynsbegäran mail.docx
+++ b/tillsynsmail/Muorkenåive-Ássjátj N tillsynsbegäran mail.docx
@@ -14,7 +14,7 @@
     </w:p>
     <w:p>
       <w:r>
-        <w:t>I det aktuella området har 65 naturvårdsarter varav 39 rödlistade arter hittats. Bland annat har tretåig hackspett (NT, T, §4)sin livsmiljö i skogen. Observera att utan dispens från Länsstyrelsen är det ett lagbrott att på något sätt skada artens livsmiljö eller ekologiska funktion i området (14 och 15 §§ artskyddsförordningen).</w:t>
+        <w:t>I det aktuella området har 66 naturvårdsarter varav 40 rödlistade arter hittats. Bland annat har tretåig hackspett (NT, T, §4)sin livsmiljö i skogen. Observera att utan dispens från Länsstyrelsen är det ett lagbrott att på något sätt skada artens livsmiljö eller ekologiska funktion i området (14 och 15 §§ artskyddsförordningen).</w:t>
       </w:r>
     </w:p>
     <w:p>

--- a/tillsynsmail/Muorkenåive-Ássjátj N tillsynsbegäran mail.docx
+++ b/tillsynsmail/Muorkenåive-Ássjátj N tillsynsbegäran mail.docx
@@ -14,7 +14,7 @@
     </w:p>
     <w:p>
       <w:r>
-        <w:t>I det aktuella området har 66 naturvårdsarter varav 40 rödlistade arter hittats. Bland annat har tretåig hackspett (NT, T, §4)sin livsmiljö i skogen. Observera att utan dispens från Länsstyrelsen är det ett lagbrott att på något sätt skada artens livsmiljö eller ekologiska funktion i området (14 och 15 §§ artskyddsförordningen).</w:t>
+        <w:t>I det aktuella området har 67 naturvårdsarter varav 40 rödlistade arter hittats. Bland annat har tretåig hackspett (NT, T, §4)sin livsmiljö i skogen. Observera att utan dispens från Länsstyrelsen är det ett lagbrott att på något sätt skada artens livsmiljö eller ekologiska funktion i området (14 och 15 §§ artskyddsförordningen).</w:t>
       </w:r>
     </w:p>
     <w:p>

--- a/tillsynsmail/Muorkenåive-Ássjátj N tillsynsbegäran mail.docx
+++ b/tillsynsmail/Muorkenåive-Ássjátj N tillsynsbegäran mail.docx
@@ -14,7 +14,7 @@
     </w:p>
     <w:p>
       <w:r>
-        <w:t>I det aktuella området har 67 naturvårdsarter varav 40 rödlistade arter hittats. Bland annat har tretåig hackspett (NT, T, §4)sin livsmiljö i skogen. Observera att utan dispens från Länsstyrelsen är det ett lagbrott att på något sätt skada artens livsmiljö eller ekologiska funktion i området (14 och 15 §§ artskyddsförordningen).</w:t>
+        <w:t>I det aktuella området har 71 naturvårdsarter varav 42 rödlistade arter hittats. Bland annat har tretåig hackspett (NT, T, §4)sin livsmiljö i skogen. Observera att utan dispens från Länsstyrelsen är det ett lagbrott att på något sätt skada artens livsmiljö eller ekologiska funktion i området (14 och 15 §§ artskyddsförordningen).</w:t>
       </w:r>
     </w:p>
     <w:p>

--- a/tillsynsmail/Muorkenåive-Ássjátj N tillsynsbegäran mail.docx
+++ b/tillsynsmail/Muorkenåive-Ássjátj N tillsynsbegäran mail.docx
@@ -14,7 +14,7 @@
     </w:p>
     <w:p>
       <w:r>
-        <w:t>I det aktuella området har 71 naturvårdsarter varav 42 rödlistade arter hittats. Bland annat har tretåig hackspett (NT, T, §4)sin livsmiljö i skogen. Observera att utan dispens från Länsstyrelsen är det ett lagbrott att på något sätt skada artens livsmiljö eller ekologiska funktion i området (14 och 15 §§ artskyddsförordningen).</w:t>
+        <w:t>I det aktuella området har 76 naturvårdsarter varav 43 rödlistade arter hittats. Bland annat har tretåig hackspett (NT, T, §4)sin livsmiljö i skogen. Observera att utan dispens från Länsstyrelsen är det ett lagbrott att på något sätt skada artens livsmiljö eller ekologiska funktion i området (14 och 15 §§ artskyddsförordningen).</w:t>
       </w:r>
     </w:p>
     <w:p>

--- a/tillsynsmail/Muorkenåive-Ássjátj N tillsynsbegäran mail.docx
+++ b/tillsynsmail/Muorkenåive-Ássjátj N tillsynsbegäran mail.docx
@@ -14,7 +14,7 @@
     </w:p>
     <w:p>
       <w:r>
-        <w:t>I det aktuella området har 76 naturvårdsarter varav 43 rödlistade arter hittats. Bland annat har tretåig hackspett (NT, T, §4)sin livsmiljö i skogen. Observera att utan dispens från Länsstyrelsen är det ett lagbrott att på något sätt skada artens livsmiljö eller ekologiska funktion i området (14 och 15 §§ artskyddsförordningen).</w:t>
+        <w:t>I det aktuella området har 78 naturvårdsarter varav 44 rödlistade arter hittats. Bland annat har tretåig hackspett (NT, T, §4)sin livsmiljö i skogen. Observera att utan dispens från Länsstyrelsen är det ett lagbrott att på något sätt skada artens livsmiljö eller ekologiska funktion i området (14 och 15 §§ artskyddsförordningen).</w:t>
       </w:r>
     </w:p>
     <w:p>

--- a/tillsynsmail/Muorkenåive-Ássjátj N tillsynsbegäran mail.docx
+++ b/tillsynsmail/Muorkenåive-Ássjátj N tillsynsbegäran mail.docx
@@ -14,7 +14,7 @@
     </w:p>
     <w:p>
       <w:r>
-        <w:t>I det aktuella området har 78 naturvårdsarter varav 44 rödlistade arter hittats. Bland annat har tretåig hackspett (NT, T, §4)sin livsmiljö i skogen. Observera att utan dispens från Länsstyrelsen är det ett lagbrott att på något sätt skada artens livsmiljö eller ekologiska funktion i området (14 och 15 §§ artskyddsförordningen).</w:t>
+        <w:t>I det aktuella området har 82 naturvårdsarter varav 46 rödlistade arter hittats. Bland annat har tretåig hackspett (NT, T, §4)sin livsmiljö i skogen. Observera att utan dispens från Länsstyrelsen är det ett lagbrott att på något sätt skada artens livsmiljö eller ekologiska funktion i området (14 och 15 §§ artskyddsförordningen).</w:t>
       </w:r>
     </w:p>
     <w:p>

--- a/tillsynsmail/Muorkenåive-Ássjátj N tillsynsbegäran mail.docx
+++ b/tillsynsmail/Muorkenåive-Ássjátj N tillsynsbegäran mail.docx
@@ -14,7 +14,7 @@
     </w:p>
     <w:p>
       <w:r>
-        <w:t>I det aktuella området har 82 naturvårdsarter varav 46 rödlistade arter hittats. Bland annat har tretåig hackspett (NT, T, §4)sin livsmiljö i skogen. Observera att utan dispens från Länsstyrelsen är det ett lagbrott att på något sätt skada artens livsmiljö eller ekologiska funktion i området (14 och 15 §§ artskyddsförordningen).</w:t>
+        <w:t>I det aktuella området har 83 naturvårdsarter varav 46 rödlistade arter hittats. Bland annat har tretåig hackspett (NT, T, §4)sin livsmiljö i skogen. Observera att utan dispens från Länsstyrelsen är det ett lagbrott att på något sätt skada artens livsmiljö eller ekologiska funktion i området (14 och 15 §§ artskyddsförordningen).</w:t>
       </w:r>
     </w:p>
     <w:p>

--- a/tillsynsmail/Muorkenåive-Ássjátj N tillsynsbegäran mail.docx
+++ b/tillsynsmail/Muorkenåive-Ássjátj N tillsynsbegäran mail.docx
@@ -14,7 +14,7 @@
     </w:p>
     <w:p>
       <w:r>
-        <w:t>I det aktuella området har 83 naturvårdsarter varav 46 rödlistade arter hittats. Bland annat har tretåig hackspett (NT, T, §4)sin livsmiljö i skogen. Observera att utan dispens från Länsstyrelsen är det ett lagbrott att på något sätt skada artens livsmiljö eller ekologiska funktion i området (14 och 15 §§ artskyddsförordningen).</w:t>
+        <w:t>I det aktuella området har 87 naturvårdsarter varav 46 rödlistade arter hittats. Bland annat har tretåig hackspett (NT, T, §4)sin livsmiljö i skogen. Observera att utan dispens från Länsstyrelsen är det ett lagbrott att på något sätt skada artens livsmiljö eller ekologiska funktion i området (14 och 15 §§ artskyddsförordningen).</w:t>
       </w:r>
     </w:p>
     <w:p>

--- a/tillsynsmail/Muorkenåive-Ássjátj N tillsynsbegäran mail.docx
+++ b/tillsynsmail/Muorkenåive-Ássjátj N tillsynsbegäran mail.docx
@@ -14,7 +14,7 @@
     </w:p>
     <w:p>
       <w:r>
-        <w:t>I det aktuella området har 87 naturvårdsarter varav 46 rödlistade arter hittats. Bland annat har tretåig hackspett (NT, T, §4)sin livsmiljö i skogen. Observera att utan dispens från Länsstyrelsen är det ett lagbrott att på något sätt skada artens livsmiljö eller ekologiska funktion i området (14 och 15 §§ artskyddsförordningen).</w:t>
+        <w:t>I det aktuella området har 88 naturvårdsarter varav 47 rödlistade arter hittats. Bland annat har tretåig hackspett (NT, T, §4)sin livsmiljö i skogen. Observera att utan dispens från Länsstyrelsen är det ett lagbrott att på något sätt skada artens livsmiljö eller ekologiska funktion i området (14 och 15 §§ artskyddsförordningen).</w:t>
       </w:r>
     </w:p>
     <w:p>

--- a/tillsynsmail/Muorkenåive-Ássjátj N tillsynsbegäran mail.docx
+++ b/tillsynsmail/Muorkenåive-Ássjátj N tillsynsbegäran mail.docx
@@ -14,7 +14,7 @@
     </w:p>
     <w:p>
       <w:r>
-        <w:t>I det aktuella området har 88 naturvårdsarter varav 47 rödlistade arter hittats. Bland annat har tretåig hackspett (NT, T, §4)sin livsmiljö i skogen. Observera att utan dispens från Länsstyrelsen är det ett lagbrott att på något sätt skada artens livsmiljö eller ekologiska funktion i området (14 och 15 §§ artskyddsförordningen).</w:t>
+        <w:t>I det aktuella området har 87 naturvårdsarter varav 46 rödlistade arter hittats. Bland annat har tretåig hackspett (NT, T, §4)sin livsmiljö i skogen. Observera att utan dispens från Länsstyrelsen är det ett lagbrott att på något sätt skada artens livsmiljö eller ekologiska funktion i området (14 och 15 §§ artskyddsförordningen).</w:t>
       </w:r>
     </w:p>
     <w:p>
